--- a/PRDs/SnapMock-Blur-Highlighter-Eyedropper-Tools-PRD.docx
+++ b/PRDs/SnapMock-Blur-Highlighter-Eyedropper-Tools-PRD.docx
@@ -95,7 +95,7 @@
           <w:sz w:val="24"/>
           <w:szCs w:val="24"/>
         </w:rPr>
-        <w:t xml:space="preserve">Version 1.1</w:t>
+        <w:t xml:space="preserve">Version 1.2</w:t>
       </w:r>
     </w:p>
     <w:p>
@@ -201,6 +201,14 @@
         <w:spacing w:after="120"/>
       </w:pPr>
       <w:r>
+        <w:t xml:space="preserve">Flip transforms: BlurRegionItem inherits flip_horizontal and flip_vertical from the SnapGraphicsItem base class (Technical Architecture PRD Section 3.1.4). When either property is True, the blur region is mirrored around its bounding box center via QPainter scale(-1, 1) or scale(1, -1). Flip is applied after rotation in the rendering transform order.</w:t>
+      </w:r>
+    </w:p>
+    <w:p>
+      <w:pPr>
+        <w:spacing w:after="120"/>
+      </w:pPr>
+      <w:r>
         <w:t xml:space="preserve">   2.8 Post-Creation Editing</w:t>
       </w:r>
     </w:p>
@@ -282,6 +290,14 @@
       </w:pPr>
       <w:r>
         <w:t xml:space="preserve">   3.7 Rendering</w:t>
+      </w:r>
+    </w:p>
+    <w:p>
+      <w:pPr>
+        <w:spacing w:after="120"/>
+      </w:pPr>
+      <w:r>
+        <w:t xml:space="preserve">Flip transforms: HighlightItem inherits flip_horizontal and flip_vertical from the SnapGraphicsItem base class (Technical Architecture PRD Section 3.1.4). When either property is True, the highlight stroke is mirrored around its bounding box center via QPainter scale(-1, 1) or scale(1, -1). Flip is applied after rotation in the rendering transform order.</w:t>
       </w:r>
     </w:p>
     <w:p>
@@ -14503,6 +14519,31 @@
       </w:pPr>
       <w:r>
         <w:t xml:space="preserve">Changelog</w:t>
+      </w:r>
+    </w:p>
+    <w:p>
+      <w:pPr>
+        <w:spacing w:after="120"/>
+      </w:pPr>
+      <w:r>
+        <w:rPr>
+          <w:b/>
+          <w:bCs/>
+        </w:rPr>
+        <w:t xml:space="preserve">Version 1.2 (March 2026)</w:t>
+      </w:r>
+    </w:p>
+    <w:p>
+      <w:pPr>
+        <w:pStyle w:val="ListParagraph"/>
+        <w:numPr>
+          <w:ilvl w:val="0"/>
+          <w:numId w:val="21"/>
+        </w:numPr>
+        <w:spacing w:after="60"/>
+      </w:pPr>
+      <w:r>
+        <w:t xml:space="preserve">Sections 2.7 and 3.7: Added flip transform rendering notes for BlurRegionItem and HighlightItem, describing inherited flip_horizontal and flip_vertical properties from SnapGraphicsItem base class.</w:t>
       </w:r>
     </w:p>
     <w:p>
